--- a/jagannatha-vallabha/Jagannatha-Vallabha-en-full.docx
+++ b/jagannatha-vallabha/Jagannatha-Vallabha-en-full.docx
@@ -2136,7 +2136,7 @@
         <w:t>9</w:t>
       </w:r>
       <w:r>
-        <w:t xml:space="preserve"> the ocean praises him under the pretext of the roar of its rolling, towering waves; and by the sacrifices he constantly performs the minds of the gods are so stitched to him that, in the guise of images, they never leave his courtyard.</w:t>
+        <w:t xml:space="preserve"> the ocean praises him under the pretext of the roar of its rolling, towering waves; and by the sacrifices he constantly performs the minds of the gods are so stitched to him that, in the form of sacred images (pratimā), they never leave his courtyard.</w:t>
       </w:r>
     </w:p>
     <w:p>
@@ -5304,7 +5304,21 @@
         <w:rPr>
           <w:sz w:val="18"/>
         </w:rPr>
-        <w:t>…") and is rendered by the sense.</w:t>
+        <w:t>…") and is rendered by the sense. The compound also admits another reading, in which Bhavananda himself is called "lord of the earth" (</w:t>
+      </w:r>
+      <w:r>
+        <w:rPr>
+          <w:b w:val="0"/>
+          <w:i/>
+          <w:sz w:val="18"/>
+        </w:rPr>
+        <w:t>pṛthvīśvara</w:t>
+      </w:r>
+      <w:r>
+        <w:rPr>
+          <w:sz w:val="18"/>
+        </w:rPr>
+        <w:t>), that is, a ruler.</w:t>
       </w:r>
     </w:p>
     <w:p>
